--- a/2400031810 FSAD Skill - 4.docx
+++ b/2400031810 FSAD Skill - 4.docx
@@ -246,23 +246,21 @@
         </w:rPr>
         <w:t xml:space="preserve">NAME: </w:t>
       </w:r>
-      <w:proofErr w:type="gramStart"/>
       <w:r>
         <w:rPr>
           <w:color w:val="EE0000"/>
           <w:sz w:val="32"/>
           <w:szCs w:val="32"/>
         </w:rPr>
-        <w:t>M.PRAVEEN</w:t>
-      </w:r>
-      <w:proofErr w:type="gramEnd"/>
+        <w:t>S. LALITH ADITYA</w:t>
+      </w:r>
       <w:r>
         <w:rPr>
           <w:color w:val="EE0000"/>
           <w:sz w:val="32"/>
           <w:szCs w:val="32"/>
         </w:rPr>
-        <w:t xml:space="preserve"> REDDY</w:t>
+        <w:tab/>
       </w:r>
       <w:r>
         <w:rPr>
@@ -295,6 +293,7 @@
           <w:szCs w:val="32"/>
         </w:rPr>
         <w:tab/>
+        <w:t>ID:240003</w:t>
       </w:r>
       <w:r>
         <w:rPr>
@@ -302,16 +301,7 @@
           <w:sz w:val="32"/>
           <w:szCs w:val="32"/>
         </w:rPr>
-        <w:tab/>
-      </w:r>
-      <w:r>
-        <w:rPr>
-          <w:color w:val="EE0000"/>
-          <w:sz w:val="32"/>
-          <w:szCs w:val="32"/>
-        </w:rPr>
-        <w:tab/>
-        <w:t>ID:2400032662</w:t>
+        <w:t>1810</w:t>
       </w:r>
     </w:p>
     <w:p>
@@ -750,7 +740,6 @@
         </w:rPr>
         <w:t xml:space="preserve">the management of student information in a Spring application. The system should inject details such as </w:t>
       </w:r>
-      <w:proofErr w:type="spellStart"/>
       <w:r>
         <w:rPr>
           <w:b/>
@@ -758,7 +747,6 @@
         </w:rPr>
         <w:t>studentId</w:t>
       </w:r>
-      <w:proofErr w:type="spellEnd"/>
       <w:r>
         <w:rPr>
           <w:sz w:val="24"/>
@@ -993,13 +981,8 @@
         </w:rPr>
         <w:t xml:space="preserve"> </w:t>
       </w:r>
-      <w:proofErr w:type="spellStart"/>
-      <w:r>
-        <w:t>studentId</w:t>
-      </w:r>
-      <w:proofErr w:type="spellEnd"/>
-      <w:r>
-        <w:t>,</w:t>
+      <w:r>
+        <w:t>studentId,</w:t>
       </w:r>
       <w:r>
         <w:rPr>
@@ -2845,372 +2828,715 @@
         <w:pStyle w:val="BodyText"/>
       </w:pPr>
       <w:r>
-        <w:t xml:space="preserve">package </w:t>
-      </w:r>
-      <w:proofErr w:type="spellStart"/>
-      <w:proofErr w:type="gramStart"/>
-      <w:r>
-        <w:t>com.klu.main</w:t>
-      </w:r>
-      <w:proofErr w:type="spellEnd"/>
-      <w:proofErr w:type="gramEnd"/>
-      <w:r>
-        <w:t>;</w:t>
-      </w:r>
-    </w:p>
-    <w:p>
-      <w:pPr>
-        <w:pStyle w:val="BodyText"/>
-      </w:pPr>
-    </w:p>
-    <w:p>
-      <w:pPr>
-        <w:pStyle w:val="BodyText"/>
-      </w:pPr>
-      <w:r>
-        <w:t xml:space="preserve">import </w:t>
-      </w:r>
-      <w:proofErr w:type="spellStart"/>
-      <w:proofErr w:type="gramStart"/>
-      <w:r>
-        <w:t>com.klu.model</w:t>
-      </w:r>
-      <w:proofErr w:type="gramEnd"/>
-      <w:r>
-        <w:t>.CourseRegistration</w:t>
-      </w:r>
-      <w:proofErr w:type="spellEnd"/>
-      <w:r>
-        <w:t>;</w:t>
-      </w:r>
-    </w:p>
-    <w:p>
-      <w:pPr>
-        <w:pStyle w:val="BodyText"/>
-      </w:pPr>
-      <w:r>
-        <w:t xml:space="preserve">import </w:t>
-      </w:r>
-      <w:proofErr w:type="spellStart"/>
-      <w:proofErr w:type="gramStart"/>
-      <w:r>
-        <w:t>org.springframework</w:t>
-      </w:r>
-      <w:proofErr w:type="gramEnd"/>
-      <w:r>
-        <w:t>.</w:t>
-      </w:r>
-      <w:proofErr w:type="gramStart"/>
-      <w:r>
-        <w:t>context.ApplicationContext</w:t>
-      </w:r>
-      <w:proofErr w:type="spellEnd"/>
-      <w:proofErr w:type="gramEnd"/>
-      <w:r>
-        <w:t>;</w:t>
-      </w:r>
-    </w:p>
-    <w:p>
-      <w:pPr>
-        <w:pStyle w:val="BodyText"/>
-      </w:pPr>
-      <w:r>
-        <w:t xml:space="preserve">import </w:t>
-      </w:r>
-      <w:proofErr w:type="gramStart"/>
-      <w:r>
-        <w:t>org.springframework</w:t>
-      </w:r>
-      <w:proofErr w:type="gramEnd"/>
-      <w:r>
-        <w:t>.</w:t>
-      </w:r>
-      <w:proofErr w:type="gramStart"/>
-      <w:r>
-        <w:t>context.support</w:t>
-      </w:r>
-      <w:proofErr w:type="gramEnd"/>
-      <w:r>
-        <w:t>.ClassPathXmlApplicationContext;</w:t>
-      </w:r>
-    </w:p>
-    <w:p>
-      <w:pPr>
-        <w:pStyle w:val="BodyText"/>
-      </w:pPr>
-    </w:p>
-    <w:p>
-      <w:pPr>
-        <w:pStyle w:val="BodyText"/>
-      </w:pPr>
-      <w:r>
-        <w:t xml:space="preserve">public class </w:t>
-      </w:r>
-      <w:proofErr w:type="spellStart"/>
-      <w:r>
-        <w:t>MainApp</w:t>
-      </w:r>
-      <w:proofErr w:type="spellEnd"/>
-      <w:r>
-        <w:t xml:space="preserve"> {</w:t>
-      </w:r>
-    </w:p>
-    <w:p>
-      <w:pPr>
-        <w:pStyle w:val="BodyText"/>
-      </w:pPr>
-      <w:r>
-        <w:t xml:space="preserve">    public static void </w:t>
-      </w:r>
-      <w:proofErr w:type="gramStart"/>
-      <w:r>
-        <w:t>main(String[</w:t>
-      </w:r>
-      <w:proofErr w:type="gramEnd"/>
-      <w:r>
-        <w:t xml:space="preserve">] </w:t>
-      </w:r>
-      <w:proofErr w:type="spellStart"/>
-      <w:r>
-        <w:t>args</w:t>
-      </w:r>
-      <w:proofErr w:type="spellEnd"/>
-      <w:r>
-        <w:t>) {</w:t>
-      </w:r>
-    </w:p>
-    <w:p>
-      <w:pPr>
-        <w:pStyle w:val="BodyText"/>
-      </w:pPr>
-    </w:p>
-    <w:p>
-      <w:pPr>
-        <w:pStyle w:val="BodyText"/>
-      </w:pPr>
-      <w:r>
+        <w:t>package com.klu.main;</w:t>
+      </w:r>
+    </w:p>
+    <w:p>
+      <w:pPr>
+        <w:pStyle w:val="BodyText"/>
+      </w:pPr>
+    </w:p>
+    <w:p>
+      <w:pPr>
+        <w:pStyle w:val="BodyText"/>
+      </w:pPr>
+      <w:r>
+        <w:t>import com.klu.model.CourseRegistration;</w:t>
+      </w:r>
+    </w:p>
+    <w:p>
+      <w:pPr>
+        <w:pStyle w:val="BodyText"/>
+      </w:pPr>
+      <w:r>
+        <w:t>import org.springframework.context.ApplicationContext;</w:t>
+      </w:r>
+    </w:p>
+    <w:p>
+      <w:pPr>
+        <w:pStyle w:val="BodyText"/>
+      </w:pPr>
+      <w:r>
+        <w:t>import org.springframework.context.support.ClassPathXmlApplicationContext;</w:t>
+      </w:r>
+    </w:p>
+    <w:p>
+      <w:pPr>
+        <w:pStyle w:val="BodyText"/>
+      </w:pPr>
+    </w:p>
+    <w:p>
+      <w:pPr>
+        <w:pStyle w:val="BodyText"/>
+      </w:pPr>
+      <w:r>
+        <w:t>public class MainApp {</w:t>
+      </w:r>
+    </w:p>
+    <w:p>
+      <w:pPr>
+        <w:pStyle w:val="BodyText"/>
+      </w:pPr>
+      <w:r>
+        <w:t xml:space="preserve">    public static void main(String[] args) {</w:t>
+      </w:r>
+    </w:p>
+    <w:p>
+      <w:pPr>
+        <w:pStyle w:val="BodyText"/>
+      </w:pPr>
+    </w:p>
+    <w:p>
+      <w:pPr>
+        <w:pStyle w:val="BodyText"/>
+      </w:pPr>
+      <w:r>
+        <w:t xml:space="preserve">        ApplicationContext context =</w:t>
+      </w:r>
+    </w:p>
+    <w:p>
+      <w:pPr>
+        <w:pStyle w:val="BodyText"/>
+      </w:pPr>
+      <w:r>
+        <w:t xml:space="preserve">                new ClassPathXmlApplicationContext("applicationContext.xml");</w:t>
+      </w:r>
+    </w:p>
+    <w:p>
+      <w:pPr>
+        <w:pStyle w:val="BodyText"/>
+      </w:pPr>
+    </w:p>
+    <w:p>
+      <w:pPr>
+        <w:pStyle w:val="BodyText"/>
+      </w:pPr>
+      <w:r>
+        <w:t xml:space="preserve">        CourseRegistration cr =</w:t>
+      </w:r>
+    </w:p>
+    <w:p>
+      <w:pPr>
+        <w:pStyle w:val="BodyText"/>
+      </w:pPr>
+      <w:r>
+        <w:t xml:space="preserve">                (CourseRegistration) context.getBean("courseReg");</w:t>
+      </w:r>
+    </w:p>
+    <w:p>
+      <w:pPr>
+        <w:pStyle w:val="BodyText"/>
+      </w:pPr>
+    </w:p>
+    <w:p>
+      <w:pPr>
+        <w:pStyle w:val="BodyText"/>
+      </w:pPr>
+      <w:r>
+        <w:t xml:space="preserve">        cr.display();</w:t>
+      </w:r>
+    </w:p>
+    <w:p>
+      <w:pPr>
+        <w:pStyle w:val="BodyText"/>
+      </w:pPr>
+      <w:r>
+        <w:t xml:space="preserve">    }</w:t>
+      </w:r>
+    </w:p>
+    <w:p>
+      <w:pPr>
+        <w:pStyle w:val="BodyText"/>
+      </w:pPr>
+      <w:r>
+        <w:t>}</w:t>
+      </w:r>
+    </w:p>
+    <w:p>
+      <w:pPr>
+        <w:pStyle w:val="BodyText"/>
+        <w:rPr>
+          <w:color w:val="70AD47" w:themeColor="accent6"/>
+          <w:sz w:val="32"/>
+          <w:szCs w:val="32"/>
+        </w:rPr>
+      </w:pPr>
+      <w:r>
+        <w:rPr>
+          <w:color w:val="70AD47" w:themeColor="accent6"/>
+          <w:sz w:val="32"/>
+          <w:szCs w:val="32"/>
+        </w:rPr>
+        <w:t>CourseRegistration.java</w:t>
+      </w:r>
+    </w:p>
+    <w:p>
+      <w:pPr>
+        <w:pStyle w:val="BodyText"/>
+        <w:rPr>
+          <w:lang w:val="en-IN"/>
+        </w:rPr>
+      </w:pPr>
+      <w:r>
+        <w:rPr>
+          <w:b/>
+          <w:bCs/>
+          <w:lang w:val="en-IN"/>
+        </w:rPr>
+        <w:t>package</w:t>
+      </w:r>
+      <w:r>
+        <w:rPr>
+          <w:lang w:val="en-IN"/>
+        </w:rPr>
+        <w:t xml:space="preserve"> com.klu.model;</w:t>
+      </w:r>
+    </w:p>
+    <w:p>
+      <w:pPr>
+        <w:pStyle w:val="BodyText"/>
+        <w:rPr>
+          <w:lang w:val="en-IN"/>
+        </w:rPr>
+      </w:pPr>
+    </w:p>
+    <w:p>
+      <w:pPr>
+        <w:pStyle w:val="BodyText"/>
+        <w:rPr>
+          <w:lang w:val="en-IN"/>
+        </w:rPr>
+      </w:pPr>
+    </w:p>
+    <w:p>
+      <w:pPr>
+        <w:pStyle w:val="BodyText"/>
+        <w:rPr>
+          <w:lang w:val="en-IN"/>
+        </w:rPr>
+      </w:pPr>
+    </w:p>
+    <w:p>
+      <w:pPr>
+        <w:pStyle w:val="BodyText"/>
+        <w:rPr>
+          <w:lang w:val="en-IN"/>
+        </w:rPr>
+      </w:pPr>
+      <w:r>
+        <w:rPr>
+          <w:b/>
+          <w:bCs/>
+          <w:lang w:val="en-IN"/>
+        </w:rPr>
+        <w:t>public</w:t>
+      </w:r>
+      <w:r>
+        <w:rPr>
+          <w:lang w:val="en-IN"/>
+        </w:rPr>
+        <w:t xml:space="preserve"> </w:t>
+      </w:r>
+      <w:r>
+        <w:rPr>
+          <w:b/>
+          <w:bCs/>
+          <w:lang w:val="en-IN"/>
+        </w:rPr>
+        <w:t>class</w:t>
+      </w:r>
+      <w:r>
+        <w:rPr>
+          <w:lang w:val="en-IN"/>
+        </w:rPr>
+        <w:t xml:space="preserve"> CourseRegistration {</w:t>
+      </w:r>
+    </w:p>
+    <w:p>
+      <w:pPr>
+        <w:pStyle w:val="BodyText"/>
+        <w:rPr>
+          <w:lang w:val="en-IN"/>
+        </w:rPr>
+      </w:pPr>
+      <w:r>
+        <w:rPr>
+          <w:lang w:val="en-IN"/>
+        </w:rPr>
+        <w:t xml:space="preserve">    </w:t>
+      </w:r>
+      <w:r>
+        <w:rPr>
+          <w:b/>
+          <w:bCs/>
+          <w:lang w:val="en-IN"/>
+        </w:rPr>
+        <w:t>private</w:t>
+      </w:r>
+      <w:r>
+        <w:rPr>
+          <w:lang w:val="en-IN"/>
+        </w:rPr>
+        <w:t xml:space="preserve"> </w:t>
+      </w:r>
+      <w:r>
+        <w:rPr>
+          <w:b/>
+          <w:bCs/>
+          <w:lang w:val="en-IN"/>
+        </w:rPr>
+        <w:t>int</w:t>
+      </w:r>
+      <w:r>
+        <w:rPr>
+          <w:lang w:val="en-IN"/>
+        </w:rPr>
+        <w:t xml:space="preserve"> rollNo;</w:t>
+      </w:r>
+    </w:p>
+    <w:p>
+      <w:pPr>
+        <w:pStyle w:val="BodyText"/>
+        <w:rPr>
+          <w:lang w:val="en-IN"/>
+        </w:rPr>
+      </w:pPr>
+      <w:r>
+        <w:rPr>
+          <w:lang w:val="en-IN"/>
+        </w:rPr>
+        <w:t xml:space="preserve">    </w:t>
+      </w:r>
+      <w:r>
+        <w:rPr>
+          <w:b/>
+          <w:bCs/>
+          <w:lang w:val="en-IN"/>
+        </w:rPr>
+        <w:t>private</w:t>
+      </w:r>
+      <w:r>
+        <w:rPr>
+          <w:lang w:val="en-IN"/>
+        </w:rPr>
+        <w:t xml:space="preserve"> String studentName;</w:t>
+      </w:r>
+    </w:p>
+    <w:p>
+      <w:pPr>
+        <w:pStyle w:val="BodyText"/>
+        <w:rPr>
+          <w:lang w:val="en-IN"/>
+        </w:rPr>
+      </w:pPr>
+      <w:r>
+        <w:rPr>
+          <w:lang w:val="en-IN"/>
+        </w:rPr>
+        <w:t xml:space="preserve">    </w:t>
+      </w:r>
+      <w:r>
+        <w:rPr>
+          <w:b/>
+          <w:bCs/>
+          <w:lang w:val="en-IN"/>
+        </w:rPr>
+        <w:t>private</w:t>
+      </w:r>
+      <w:r>
+        <w:rPr>
+          <w:lang w:val="en-IN"/>
+        </w:rPr>
+        <w:t xml:space="preserve"> String courseName;</w:t>
+      </w:r>
+    </w:p>
+    <w:p>
+      <w:pPr>
+        <w:pStyle w:val="BodyText"/>
+        <w:rPr>
+          <w:lang w:val="en-IN"/>
+        </w:rPr>
+      </w:pPr>
+      <w:r>
+        <w:rPr>
+          <w:lang w:val="en-IN"/>
+        </w:rPr>
+        <w:t xml:space="preserve">    </w:t>
+      </w:r>
+      <w:r>
+        <w:rPr>
+          <w:b/>
+          <w:bCs/>
+          <w:lang w:val="en-IN"/>
+        </w:rPr>
+        <w:t>private</w:t>
+      </w:r>
+      <w:r>
+        <w:rPr>
+          <w:lang w:val="en-IN"/>
+        </w:rPr>
+        <w:t xml:space="preserve"> </w:t>
+      </w:r>
+      <w:r>
+        <w:rPr>
+          <w:b/>
+          <w:bCs/>
+          <w:lang w:val="en-IN"/>
+        </w:rPr>
+        <w:t>int</w:t>
+      </w:r>
+      <w:r>
+        <w:rPr>
+          <w:lang w:val="en-IN"/>
+        </w:rPr>
+        <w:t xml:space="preserve"> semester;</w:t>
+      </w:r>
+    </w:p>
+    <w:p>
+      <w:pPr>
+        <w:pStyle w:val="BodyText"/>
+        <w:rPr>
+          <w:lang w:val="en-IN"/>
+        </w:rPr>
+      </w:pPr>
+    </w:p>
+    <w:p>
+      <w:pPr>
+        <w:pStyle w:val="BodyText"/>
+        <w:rPr>
+          <w:lang w:val="en-IN"/>
+        </w:rPr>
+      </w:pPr>
+      <w:r>
+        <w:rPr>
+          <w:lang w:val="en-IN"/>
+        </w:rPr>
+        <w:t xml:space="preserve">    </w:t>
+      </w:r>
+      <w:r>
+        <w:rPr>
+          <w:b/>
+          <w:bCs/>
+          <w:lang w:val="en-IN"/>
+        </w:rPr>
+        <w:t>public</w:t>
+      </w:r>
+      <w:r>
+        <w:rPr>
+          <w:lang w:val="en-IN"/>
+        </w:rPr>
+        <w:t xml:space="preserve"> CourseRegistration(</w:t>
+      </w:r>
+      <w:r>
+        <w:rPr>
+          <w:b/>
+          <w:bCs/>
+          <w:lang w:val="en-IN"/>
+        </w:rPr>
+        <w:t>int</w:t>
+      </w:r>
+      <w:r>
+        <w:rPr>
+          <w:lang w:val="en-IN"/>
+        </w:rPr>
+        <w:t xml:space="preserve"> r, String sn) {</w:t>
+      </w:r>
+    </w:p>
+    <w:p>
+      <w:pPr>
+        <w:pStyle w:val="BodyText"/>
+        <w:rPr>
+          <w:lang w:val="en-IN"/>
+        </w:rPr>
+      </w:pPr>
+      <w:r>
+        <w:rPr>
+          <w:lang w:val="en-IN"/>
+        </w:rPr>
         <w:t xml:space="preserve">        </w:t>
       </w:r>
-      <w:proofErr w:type="spellStart"/>
-      <w:r>
-        <w:t>ApplicationContext</w:t>
-      </w:r>
-      <w:proofErr w:type="spellEnd"/>
-      <w:r>
-        <w:t xml:space="preserve"> context =</w:t>
-      </w:r>
-    </w:p>
-    <w:p>
-      <w:pPr>
-        <w:pStyle w:val="BodyText"/>
-      </w:pPr>
-      <w:r>
-        <w:t xml:space="preserve">                new </w:t>
-      </w:r>
-      <w:proofErr w:type="spellStart"/>
-      <w:r>
-        <w:t>ClassPathXmlApplicationContext</w:t>
-      </w:r>
-      <w:proofErr w:type="spellEnd"/>
-      <w:r>
-        <w:t>("applicationContext.xml");</w:t>
-      </w:r>
-    </w:p>
-    <w:p>
-      <w:pPr>
-        <w:pStyle w:val="BodyText"/>
-      </w:pPr>
-    </w:p>
-    <w:p>
-      <w:pPr>
-        <w:pStyle w:val="BodyText"/>
-      </w:pPr>
-      <w:r>
+      <w:r>
+        <w:rPr>
+          <w:b/>
+          <w:bCs/>
+          <w:lang w:val="en-IN"/>
+        </w:rPr>
+        <w:t>this</w:t>
+      </w:r>
+      <w:r>
+        <w:rPr>
+          <w:lang w:val="en-IN"/>
+        </w:rPr>
+        <w:t>.rollNo = r;</w:t>
+      </w:r>
+    </w:p>
+    <w:p>
+      <w:pPr>
+        <w:pStyle w:val="BodyText"/>
+        <w:rPr>
+          <w:lang w:val="en-IN"/>
+        </w:rPr>
+      </w:pPr>
+      <w:r>
+        <w:rPr>
+          <w:lang w:val="en-IN"/>
+        </w:rPr>
         <w:t xml:space="preserve">        </w:t>
       </w:r>
-      <w:proofErr w:type="spellStart"/>
-      <w:r>
-        <w:t>CourseRegistration</w:t>
-      </w:r>
-      <w:proofErr w:type="spellEnd"/>
-      <w:r>
-        <w:t xml:space="preserve"> </w:t>
-      </w:r>
-      <w:proofErr w:type="spellStart"/>
-      <w:r>
-        <w:t>cr</w:t>
-      </w:r>
-      <w:proofErr w:type="spellEnd"/>
-      <w:r>
-        <w:t xml:space="preserve"> =</w:t>
-      </w:r>
-    </w:p>
-    <w:p>
-      <w:pPr>
-        <w:pStyle w:val="BodyText"/>
-      </w:pPr>
-      <w:r>
-        <w:t xml:space="preserve">                (</w:t>
-      </w:r>
-      <w:proofErr w:type="spellStart"/>
-      <w:r>
-        <w:t>CourseRegistration</w:t>
-      </w:r>
-      <w:proofErr w:type="spellEnd"/>
-      <w:r>
-        <w:t xml:space="preserve">) </w:t>
-      </w:r>
-      <w:proofErr w:type="spellStart"/>
-      <w:proofErr w:type="gramStart"/>
-      <w:r>
-        <w:t>context.getBean</w:t>
-      </w:r>
-      <w:proofErr w:type="spellEnd"/>
-      <w:proofErr w:type="gramEnd"/>
-      <w:r>
-        <w:t>("</w:t>
-      </w:r>
-      <w:proofErr w:type="spellStart"/>
-      <w:r>
-        <w:t>courseReg</w:t>
-      </w:r>
-      <w:proofErr w:type="spellEnd"/>
-      <w:r>
-        <w:t>");</w:t>
-      </w:r>
-    </w:p>
-    <w:p>
-      <w:pPr>
-        <w:pStyle w:val="BodyText"/>
-      </w:pPr>
-    </w:p>
-    <w:p>
-      <w:pPr>
-        <w:pStyle w:val="BodyText"/>
-      </w:pPr>
-      <w:r>
+      <w:r>
+        <w:rPr>
+          <w:b/>
+          <w:bCs/>
+          <w:lang w:val="en-IN"/>
+        </w:rPr>
+        <w:t>this</w:t>
+      </w:r>
+      <w:r>
+        <w:rPr>
+          <w:lang w:val="en-IN"/>
+        </w:rPr>
+        <w:t>.studentName = sn;</w:t>
+      </w:r>
+    </w:p>
+    <w:p>
+      <w:pPr>
+        <w:pStyle w:val="BodyText"/>
+        <w:rPr>
+          <w:lang w:val="en-IN"/>
+        </w:rPr>
+      </w:pPr>
+      <w:r>
+        <w:rPr>
+          <w:lang w:val="en-IN"/>
+        </w:rPr>
+        <w:t xml:space="preserve">    }</w:t>
+      </w:r>
+    </w:p>
+    <w:p>
+      <w:pPr>
+        <w:pStyle w:val="BodyText"/>
+        <w:rPr>
+          <w:lang w:val="en-IN"/>
+        </w:rPr>
+      </w:pPr>
+    </w:p>
+    <w:p>
+      <w:pPr>
+        <w:pStyle w:val="BodyText"/>
+        <w:rPr>
+          <w:lang w:val="en-IN"/>
+        </w:rPr>
+      </w:pPr>
+      <w:r>
+        <w:rPr>
+          <w:lang w:val="en-IN"/>
+        </w:rPr>
+        <w:t xml:space="preserve">    </w:t>
+      </w:r>
+      <w:r>
+        <w:rPr>
+          <w:b/>
+          <w:bCs/>
+          <w:lang w:val="en-IN"/>
+        </w:rPr>
+        <w:t>public</w:t>
+      </w:r>
+      <w:r>
+        <w:rPr>
+          <w:lang w:val="en-IN"/>
+        </w:rPr>
+        <w:t xml:space="preserve"> </w:t>
+      </w:r>
+      <w:r>
+        <w:rPr>
+          <w:b/>
+          <w:bCs/>
+          <w:lang w:val="en-IN"/>
+        </w:rPr>
+        <w:t>void</w:t>
+      </w:r>
+      <w:r>
+        <w:rPr>
+          <w:lang w:val="en-IN"/>
+        </w:rPr>
+        <w:t xml:space="preserve"> setCourseName(String cn) {</w:t>
+      </w:r>
+    </w:p>
+    <w:p>
+      <w:pPr>
+        <w:pStyle w:val="BodyText"/>
+        <w:rPr>
+          <w:lang w:val="en-IN"/>
+        </w:rPr>
+      </w:pPr>
+      <w:r>
+        <w:rPr>
+          <w:lang w:val="en-IN"/>
+        </w:rPr>
         <w:t xml:space="preserve">        </w:t>
       </w:r>
-      <w:proofErr w:type="spellStart"/>
-      <w:proofErr w:type="gramStart"/>
-      <w:r>
-        <w:t>cr.display</w:t>
-      </w:r>
-      <w:proofErr w:type="spellEnd"/>
-      <w:proofErr w:type="gramEnd"/>
-      <w:r>
-        <w:t>();</w:t>
-      </w:r>
-    </w:p>
-    <w:p>
-      <w:pPr>
-        <w:pStyle w:val="BodyText"/>
-      </w:pPr>
-      <w:r>
+      <w:r>
+        <w:rPr>
+          <w:b/>
+          <w:bCs/>
+          <w:lang w:val="en-IN"/>
+        </w:rPr>
+        <w:t>this</w:t>
+      </w:r>
+      <w:r>
+        <w:rPr>
+          <w:lang w:val="en-IN"/>
+        </w:rPr>
+        <w:t>.courseName = cn;</w:t>
+      </w:r>
+    </w:p>
+    <w:p>
+      <w:pPr>
+        <w:pStyle w:val="BodyText"/>
+        <w:rPr>
+          <w:lang w:val="en-IN"/>
+        </w:rPr>
+      </w:pPr>
+      <w:r>
+        <w:rPr>
+          <w:lang w:val="en-IN"/>
+        </w:rPr>
         <w:t xml:space="preserve">    }</w:t>
       </w:r>
     </w:p>
     <w:p>
       <w:pPr>
         <w:pStyle w:val="BodyText"/>
-      </w:pPr>
-      <w:r>
-        <w:t>}</w:t>
-      </w:r>
-    </w:p>
-    <w:p>
-      <w:pPr>
-        <w:pStyle w:val="BodyText"/>
-        <w:rPr>
-          <w:color w:val="70AD47" w:themeColor="accent6"/>
-          <w:sz w:val="32"/>
-          <w:szCs w:val="32"/>
-        </w:rPr>
-      </w:pPr>
-      <w:r>
-        <w:rPr>
-          <w:color w:val="70AD47" w:themeColor="accent6"/>
-          <w:sz w:val="32"/>
-          <w:szCs w:val="32"/>
-        </w:rPr>
-        <w:t>CourseRegistration.java</w:t>
-      </w:r>
-    </w:p>
-    <w:p>
-      <w:pPr>
-        <w:pStyle w:val="BodyText"/>
-        <w:rPr>
-          <w:lang w:val="en-IN"/>
-        </w:rPr>
-      </w:pPr>
+        <w:rPr>
+          <w:lang w:val="en-IN"/>
+        </w:rPr>
+      </w:pPr>
+    </w:p>
+    <w:p>
+      <w:pPr>
+        <w:pStyle w:val="BodyText"/>
+        <w:rPr>
+          <w:lang w:val="en-IN"/>
+        </w:rPr>
+      </w:pPr>
+      <w:r>
+        <w:rPr>
+          <w:lang w:val="en-IN"/>
+        </w:rPr>
+        <w:t xml:space="preserve">    </w:t>
+      </w:r>
       <w:r>
         <w:rPr>
           <w:b/>
           <w:bCs/>
           <w:lang w:val="en-IN"/>
         </w:rPr>
-        <w:t>package</w:t>
-      </w:r>
-      <w:r>
-        <w:rPr>
-          <w:lang w:val="en-IN"/>
-        </w:rPr>
-        <w:t xml:space="preserve"> </w:t>
-      </w:r>
-      <w:proofErr w:type="spellStart"/>
-      <w:proofErr w:type="gramStart"/>
-      <w:r>
-        <w:rPr>
-          <w:lang w:val="en-IN"/>
-        </w:rPr>
-        <w:t>com.klu.model</w:t>
-      </w:r>
-      <w:proofErr w:type="spellEnd"/>
-      <w:proofErr w:type="gramEnd"/>
-      <w:r>
-        <w:rPr>
-          <w:lang w:val="en-IN"/>
-        </w:rPr>
-        <w:t>;</w:t>
-      </w:r>
-    </w:p>
-    <w:p>
-      <w:pPr>
-        <w:pStyle w:val="BodyText"/>
-        <w:rPr>
-          <w:lang w:val="en-IN"/>
-        </w:rPr>
-      </w:pPr>
-    </w:p>
-    <w:p>
-      <w:pPr>
-        <w:pStyle w:val="BodyText"/>
-        <w:rPr>
-          <w:lang w:val="en-IN"/>
-        </w:rPr>
-      </w:pPr>
-    </w:p>
-    <w:p>
-      <w:pPr>
-        <w:pStyle w:val="BodyText"/>
-        <w:rPr>
-          <w:lang w:val="en-IN"/>
-        </w:rPr>
-      </w:pPr>
-    </w:p>
-    <w:p>
-      <w:pPr>
-        <w:pStyle w:val="BodyText"/>
-        <w:rPr>
-          <w:lang w:val="en-IN"/>
-        </w:rPr>
-      </w:pPr>
+        <w:t>public</w:t>
+      </w:r>
+      <w:r>
+        <w:rPr>
+          <w:lang w:val="en-IN"/>
+        </w:rPr>
+        <w:t xml:space="preserve"> </w:t>
+      </w:r>
       <w:r>
         <w:rPr>
           <w:b/>
           <w:bCs/>
           <w:lang w:val="en-IN"/>
         </w:rPr>
+        <w:t>void</w:t>
+      </w:r>
+      <w:r>
+        <w:rPr>
+          <w:lang w:val="en-IN"/>
+        </w:rPr>
+        <w:t xml:space="preserve"> setSemester(</w:t>
+      </w:r>
+      <w:r>
+        <w:rPr>
+          <w:b/>
+          <w:bCs/>
+          <w:lang w:val="en-IN"/>
+        </w:rPr>
+        <w:t>int</w:t>
+      </w:r>
+      <w:r>
+        <w:rPr>
+          <w:lang w:val="en-IN"/>
+        </w:rPr>
+        <w:t xml:space="preserve"> s) {</w:t>
+      </w:r>
+    </w:p>
+    <w:p>
+      <w:pPr>
+        <w:pStyle w:val="BodyText"/>
+        <w:rPr>
+          <w:lang w:val="en-IN"/>
+        </w:rPr>
+      </w:pPr>
+      <w:r>
+        <w:rPr>
+          <w:lang w:val="en-IN"/>
+        </w:rPr>
+        <w:t xml:space="preserve">        </w:t>
+      </w:r>
+      <w:r>
+        <w:rPr>
+          <w:b/>
+          <w:bCs/>
+          <w:lang w:val="en-IN"/>
+        </w:rPr>
+        <w:t>this</w:t>
+      </w:r>
+      <w:r>
+        <w:rPr>
+          <w:lang w:val="en-IN"/>
+        </w:rPr>
+        <w:t>.semester = s;</w:t>
+      </w:r>
+    </w:p>
+    <w:p>
+      <w:pPr>
+        <w:pStyle w:val="BodyText"/>
+        <w:rPr>
+          <w:lang w:val="en-IN"/>
+        </w:rPr>
+      </w:pPr>
+      <w:r>
+        <w:rPr>
+          <w:lang w:val="en-IN"/>
+        </w:rPr>
+        <w:t xml:space="preserve">    }</w:t>
+      </w:r>
+    </w:p>
+    <w:p>
+      <w:pPr>
+        <w:pStyle w:val="BodyText"/>
+        <w:rPr>
+          <w:lang w:val="en-IN"/>
+        </w:rPr>
+      </w:pPr>
+    </w:p>
+    <w:p>
+      <w:pPr>
+        <w:pStyle w:val="BodyText"/>
+        <w:rPr>
+          <w:lang w:val="en-IN"/>
+        </w:rPr>
+      </w:pPr>
+      <w:r>
+        <w:rPr>
+          <w:lang w:val="en-IN"/>
+        </w:rPr>
+        <w:t xml:space="preserve">    </w:t>
+      </w:r>
+      <w:r>
+        <w:rPr>
+          <w:b/>
+          <w:bCs/>
+          <w:lang w:val="en-IN"/>
+        </w:rPr>
         <w:t>public</w:t>
       </w:r>
       <w:r>
@@ -3225,762 +3551,27 @@
           <w:bCs/>
           <w:lang w:val="en-IN"/>
         </w:rPr>
-        <w:t>class</w:t>
-      </w:r>
-      <w:r>
-        <w:rPr>
-          <w:lang w:val="en-IN"/>
-        </w:rPr>
-        <w:t xml:space="preserve"> </w:t>
-      </w:r>
-      <w:proofErr w:type="spellStart"/>
-      <w:r>
-        <w:rPr>
-          <w:lang w:val="en-IN"/>
-        </w:rPr>
-        <w:t>CourseRegistration</w:t>
-      </w:r>
-      <w:proofErr w:type="spellEnd"/>
-      <w:r>
-        <w:rPr>
-          <w:lang w:val="en-IN"/>
-        </w:rPr>
-        <w:t xml:space="preserve"> {</w:t>
-      </w:r>
-    </w:p>
-    <w:p>
-      <w:pPr>
-        <w:pStyle w:val="BodyText"/>
-        <w:rPr>
-          <w:lang w:val="en-IN"/>
-        </w:rPr>
-      </w:pPr>
-      <w:r>
-        <w:rPr>
-          <w:lang w:val="en-IN"/>
-        </w:rPr>
-        <w:t xml:space="preserve">    </w:t>
-      </w:r>
-      <w:r>
-        <w:rPr>
-          <w:b/>
-          <w:bCs/>
-          <w:lang w:val="en-IN"/>
-        </w:rPr>
-        <w:t>private</w:t>
-      </w:r>
-      <w:r>
-        <w:rPr>
-          <w:lang w:val="en-IN"/>
-        </w:rPr>
-        <w:t xml:space="preserve"> </w:t>
-      </w:r>
-      <w:r>
-        <w:rPr>
-          <w:b/>
-          <w:bCs/>
-          <w:lang w:val="en-IN"/>
-        </w:rPr>
-        <w:t>int</w:t>
-      </w:r>
-      <w:r>
-        <w:rPr>
-          <w:lang w:val="en-IN"/>
-        </w:rPr>
-        <w:t xml:space="preserve"> </w:t>
-      </w:r>
-      <w:proofErr w:type="spellStart"/>
-      <w:r>
-        <w:rPr>
-          <w:lang w:val="en-IN"/>
-        </w:rPr>
-        <w:t>rollNo</w:t>
-      </w:r>
-      <w:proofErr w:type="spellEnd"/>
-      <w:r>
-        <w:rPr>
-          <w:lang w:val="en-IN"/>
-        </w:rPr>
-        <w:t>;</w:t>
-      </w:r>
-    </w:p>
-    <w:p>
-      <w:pPr>
-        <w:pStyle w:val="BodyText"/>
-        <w:rPr>
-          <w:lang w:val="en-IN"/>
-        </w:rPr>
-      </w:pPr>
-      <w:r>
-        <w:rPr>
-          <w:lang w:val="en-IN"/>
-        </w:rPr>
-        <w:t xml:space="preserve">    </w:t>
-      </w:r>
-      <w:r>
-        <w:rPr>
-          <w:b/>
-          <w:bCs/>
-          <w:lang w:val="en-IN"/>
-        </w:rPr>
-        <w:t>private</w:t>
-      </w:r>
-      <w:r>
-        <w:rPr>
-          <w:lang w:val="en-IN"/>
-        </w:rPr>
-        <w:t xml:space="preserve"> String </w:t>
-      </w:r>
-      <w:proofErr w:type="spellStart"/>
-      <w:r>
-        <w:rPr>
-          <w:lang w:val="en-IN"/>
-        </w:rPr>
-        <w:t>studentName</w:t>
-      </w:r>
-      <w:proofErr w:type="spellEnd"/>
-      <w:r>
-        <w:rPr>
-          <w:lang w:val="en-IN"/>
-        </w:rPr>
-        <w:t>;</w:t>
-      </w:r>
-    </w:p>
-    <w:p>
-      <w:pPr>
-        <w:pStyle w:val="BodyText"/>
-        <w:rPr>
-          <w:lang w:val="en-IN"/>
-        </w:rPr>
-      </w:pPr>
-      <w:r>
-        <w:rPr>
-          <w:lang w:val="en-IN"/>
-        </w:rPr>
-        <w:t xml:space="preserve">    </w:t>
-      </w:r>
-      <w:r>
-        <w:rPr>
-          <w:b/>
-          <w:bCs/>
-          <w:lang w:val="en-IN"/>
-        </w:rPr>
-        <w:t>private</w:t>
-      </w:r>
-      <w:r>
-        <w:rPr>
-          <w:lang w:val="en-IN"/>
-        </w:rPr>
-        <w:t xml:space="preserve"> String </w:t>
-      </w:r>
-      <w:proofErr w:type="spellStart"/>
-      <w:r>
-        <w:rPr>
-          <w:lang w:val="en-IN"/>
-        </w:rPr>
-        <w:t>courseName</w:t>
-      </w:r>
-      <w:proofErr w:type="spellEnd"/>
-      <w:r>
-        <w:rPr>
-          <w:lang w:val="en-IN"/>
-        </w:rPr>
-        <w:t>;</w:t>
-      </w:r>
-    </w:p>
-    <w:p>
-      <w:pPr>
-        <w:pStyle w:val="BodyText"/>
-        <w:rPr>
-          <w:lang w:val="en-IN"/>
-        </w:rPr>
-      </w:pPr>
-      <w:r>
-        <w:rPr>
-          <w:lang w:val="en-IN"/>
-        </w:rPr>
-        <w:t xml:space="preserve">    </w:t>
-      </w:r>
-      <w:r>
-        <w:rPr>
-          <w:b/>
-          <w:bCs/>
-          <w:lang w:val="en-IN"/>
-        </w:rPr>
-        <w:t>private</w:t>
-      </w:r>
-      <w:r>
-        <w:rPr>
-          <w:lang w:val="en-IN"/>
-        </w:rPr>
-        <w:t xml:space="preserve"> </w:t>
-      </w:r>
-      <w:r>
-        <w:rPr>
-          <w:b/>
-          <w:bCs/>
-          <w:lang w:val="en-IN"/>
-        </w:rPr>
-        <w:t>int</w:t>
-      </w:r>
-      <w:r>
-        <w:rPr>
-          <w:lang w:val="en-IN"/>
-        </w:rPr>
-        <w:t xml:space="preserve"> semester;</w:t>
-      </w:r>
-    </w:p>
-    <w:p>
-      <w:pPr>
-        <w:pStyle w:val="BodyText"/>
-        <w:rPr>
-          <w:lang w:val="en-IN"/>
-        </w:rPr>
-      </w:pPr>
-    </w:p>
-    <w:p>
-      <w:pPr>
-        <w:pStyle w:val="BodyText"/>
-        <w:rPr>
-          <w:lang w:val="en-IN"/>
-        </w:rPr>
-      </w:pPr>
-      <w:r>
-        <w:rPr>
-          <w:lang w:val="en-IN"/>
-        </w:rPr>
-        <w:t xml:space="preserve">    </w:t>
-      </w:r>
-      <w:r>
-        <w:rPr>
-          <w:b/>
-          <w:bCs/>
-          <w:lang w:val="en-IN"/>
-        </w:rPr>
-        <w:t>public</w:t>
-      </w:r>
-      <w:r>
-        <w:rPr>
-          <w:lang w:val="en-IN"/>
-        </w:rPr>
-        <w:t xml:space="preserve"> </w:t>
-      </w:r>
-      <w:proofErr w:type="spellStart"/>
-      <w:proofErr w:type="gramStart"/>
-      <w:r>
-        <w:rPr>
-          <w:lang w:val="en-IN"/>
-        </w:rPr>
-        <w:t>CourseRegistration</w:t>
-      </w:r>
-      <w:proofErr w:type="spellEnd"/>
-      <w:r>
-        <w:rPr>
-          <w:lang w:val="en-IN"/>
-        </w:rPr>
-        <w:t>(</w:t>
-      </w:r>
-      <w:proofErr w:type="gramEnd"/>
-      <w:r>
-        <w:rPr>
-          <w:b/>
-          <w:bCs/>
-          <w:lang w:val="en-IN"/>
-        </w:rPr>
-        <w:t>int</w:t>
-      </w:r>
-      <w:r>
-        <w:rPr>
-          <w:lang w:val="en-IN"/>
-        </w:rPr>
-        <w:t xml:space="preserve"> r, String </w:t>
-      </w:r>
-      <w:proofErr w:type="spellStart"/>
-      <w:r>
-        <w:rPr>
-          <w:lang w:val="en-IN"/>
-        </w:rPr>
-        <w:t>sn</w:t>
-      </w:r>
-      <w:proofErr w:type="spellEnd"/>
-      <w:r>
-        <w:rPr>
-          <w:lang w:val="en-IN"/>
-        </w:rPr>
-        <w:t>) {</w:t>
-      </w:r>
-    </w:p>
-    <w:p>
-      <w:pPr>
-        <w:pStyle w:val="BodyText"/>
-        <w:rPr>
-          <w:lang w:val="en-IN"/>
-        </w:rPr>
-      </w:pPr>
-      <w:r>
-        <w:rPr>
-          <w:lang w:val="en-IN"/>
-        </w:rPr>
-        <w:t xml:space="preserve">        </w:t>
-      </w:r>
-      <w:proofErr w:type="spellStart"/>
-      <w:proofErr w:type="gramStart"/>
-      <w:r>
-        <w:rPr>
-          <w:b/>
-          <w:bCs/>
-          <w:lang w:val="en-IN"/>
-        </w:rPr>
-        <w:t>this</w:t>
-      </w:r>
-      <w:r>
-        <w:rPr>
-          <w:lang w:val="en-IN"/>
-        </w:rPr>
-        <w:t>.rollNo</w:t>
-      </w:r>
-      <w:proofErr w:type="spellEnd"/>
-      <w:proofErr w:type="gramEnd"/>
-      <w:r>
-        <w:rPr>
-          <w:lang w:val="en-IN"/>
-        </w:rPr>
-        <w:t xml:space="preserve"> = r;</w:t>
-      </w:r>
-    </w:p>
-    <w:p>
-      <w:pPr>
-        <w:pStyle w:val="BodyText"/>
-        <w:rPr>
-          <w:lang w:val="en-IN"/>
-        </w:rPr>
-      </w:pPr>
-      <w:r>
-        <w:rPr>
-          <w:lang w:val="en-IN"/>
-        </w:rPr>
-        <w:t xml:space="preserve">        </w:t>
-      </w:r>
-      <w:proofErr w:type="spellStart"/>
-      <w:proofErr w:type="gramStart"/>
-      <w:r>
-        <w:rPr>
-          <w:b/>
-          <w:bCs/>
-          <w:lang w:val="en-IN"/>
-        </w:rPr>
-        <w:t>this</w:t>
-      </w:r>
-      <w:r>
-        <w:rPr>
-          <w:lang w:val="en-IN"/>
-        </w:rPr>
-        <w:t>.studentName</w:t>
-      </w:r>
-      <w:proofErr w:type="spellEnd"/>
-      <w:proofErr w:type="gramEnd"/>
-      <w:r>
-        <w:rPr>
-          <w:lang w:val="en-IN"/>
-        </w:rPr>
-        <w:t xml:space="preserve"> = </w:t>
-      </w:r>
-      <w:proofErr w:type="spellStart"/>
-      <w:r>
-        <w:rPr>
-          <w:lang w:val="en-IN"/>
-        </w:rPr>
-        <w:t>sn</w:t>
-      </w:r>
-      <w:proofErr w:type="spellEnd"/>
-      <w:r>
-        <w:rPr>
-          <w:lang w:val="en-IN"/>
-        </w:rPr>
-        <w:t>;</w:t>
-      </w:r>
-    </w:p>
-    <w:p>
-      <w:pPr>
-        <w:pStyle w:val="BodyText"/>
-        <w:rPr>
-          <w:lang w:val="en-IN"/>
-        </w:rPr>
-      </w:pPr>
-      <w:r>
-        <w:rPr>
-          <w:lang w:val="en-IN"/>
-        </w:rPr>
-        <w:t xml:space="preserve">    }</w:t>
-      </w:r>
-    </w:p>
-    <w:p>
-      <w:pPr>
-        <w:pStyle w:val="BodyText"/>
-        <w:rPr>
-          <w:lang w:val="en-IN"/>
-        </w:rPr>
-      </w:pPr>
-    </w:p>
-    <w:p>
-      <w:pPr>
-        <w:pStyle w:val="BodyText"/>
-        <w:rPr>
-          <w:lang w:val="en-IN"/>
-        </w:rPr>
-      </w:pPr>
-      <w:r>
-        <w:rPr>
-          <w:lang w:val="en-IN"/>
-        </w:rPr>
-        <w:t xml:space="preserve">    </w:t>
-      </w:r>
-      <w:r>
-        <w:rPr>
-          <w:b/>
-          <w:bCs/>
-          <w:lang w:val="en-IN"/>
-        </w:rPr>
-        <w:t>public</w:t>
-      </w:r>
-      <w:r>
-        <w:rPr>
-          <w:lang w:val="en-IN"/>
-        </w:rPr>
-        <w:t xml:space="preserve"> </w:t>
-      </w:r>
-      <w:r>
-        <w:rPr>
-          <w:b/>
-          <w:bCs/>
-          <w:lang w:val="en-IN"/>
-        </w:rPr>
         <w:t>void</w:t>
       </w:r>
       <w:r>
         <w:rPr>
           <w:lang w:val="en-IN"/>
         </w:rPr>
-        <w:t xml:space="preserve"> </w:t>
-      </w:r>
-      <w:proofErr w:type="spellStart"/>
-      <w:proofErr w:type="gramStart"/>
-      <w:r>
-        <w:rPr>
-          <w:lang w:val="en-IN"/>
-        </w:rPr>
-        <w:t>setCourseName</w:t>
-      </w:r>
-      <w:proofErr w:type="spellEnd"/>
-      <w:r>
-        <w:rPr>
-          <w:lang w:val="en-IN"/>
-        </w:rPr>
-        <w:t>(</w:t>
-      </w:r>
-      <w:proofErr w:type="gramEnd"/>
-      <w:r>
-        <w:rPr>
-          <w:lang w:val="en-IN"/>
-        </w:rPr>
-        <w:t xml:space="preserve">String </w:t>
-      </w:r>
-      <w:proofErr w:type="spellStart"/>
-      <w:r>
-        <w:rPr>
-          <w:lang w:val="en-IN"/>
-        </w:rPr>
-        <w:t>cn</w:t>
-      </w:r>
-      <w:proofErr w:type="spellEnd"/>
-      <w:r>
-        <w:rPr>
-          <w:lang w:val="en-IN"/>
-        </w:rPr>
-        <w:t>) {</w:t>
-      </w:r>
-    </w:p>
-    <w:p>
-      <w:pPr>
-        <w:pStyle w:val="BodyText"/>
-        <w:rPr>
-          <w:lang w:val="en-IN"/>
-        </w:rPr>
-      </w:pPr>
-      <w:r>
-        <w:rPr>
-          <w:lang w:val="en-IN"/>
-        </w:rPr>
-        <w:t xml:space="preserve">        </w:t>
-      </w:r>
-      <w:proofErr w:type="spellStart"/>
-      <w:proofErr w:type="gramStart"/>
-      <w:r>
-        <w:rPr>
-          <w:b/>
-          <w:bCs/>
-          <w:lang w:val="en-IN"/>
-        </w:rPr>
-        <w:t>this</w:t>
-      </w:r>
-      <w:r>
-        <w:rPr>
-          <w:lang w:val="en-IN"/>
-        </w:rPr>
-        <w:t>.courseName</w:t>
-      </w:r>
-      <w:proofErr w:type="spellEnd"/>
-      <w:proofErr w:type="gramEnd"/>
-      <w:r>
-        <w:rPr>
-          <w:lang w:val="en-IN"/>
-        </w:rPr>
-        <w:t xml:space="preserve"> = </w:t>
-      </w:r>
-      <w:proofErr w:type="spellStart"/>
-      <w:r>
-        <w:rPr>
-          <w:lang w:val="en-IN"/>
-        </w:rPr>
-        <w:t>cn</w:t>
-      </w:r>
-      <w:proofErr w:type="spellEnd"/>
-      <w:r>
-        <w:rPr>
-          <w:lang w:val="en-IN"/>
-        </w:rPr>
-        <w:t>;</w:t>
-      </w:r>
-    </w:p>
-    <w:p>
-      <w:pPr>
-        <w:pStyle w:val="BodyText"/>
-        <w:rPr>
-          <w:lang w:val="en-IN"/>
-        </w:rPr>
-      </w:pPr>
-      <w:r>
-        <w:rPr>
-          <w:lang w:val="en-IN"/>
-        </w:rPr>
-        <w:t xml:space="preserve">    }</w:t>
-      </w:r>
-    </w:p>
-    <w:p>
-      <w:pPr>
-        <w:pStyle w:val="BodyText"/>
-        <w:rPr>
-          <w:lang w:val="en-IN"/>
-        </w:rPr>
-      </w:pPr>
-    </w:p>
-    <w:p>
-      <w:pPr>
-        <w:pStyle w:val="BodyText"/>
-        <w:rPr>
-          <w:lang w:val="en-IN"/>
-        </w:rPr>
-      </w:pPr>
-      <w:r>
-        <w:rPr>
-          <w:lang w:val="en-IN"/>
-        </w:rPr>
-        <w:t xml:space="preserve">    </w:t>
-      </w:r>
-      <w:r>
-        <w:rPr>
-          <w:b/>
-          <w:bCs/>
-          <w:lang w:val="en-IN"/>
-        </w:rPr>
-        <w:t>public</w:t>
-      </w:r>
-      <w:r>
-        <w:rPr>
-          <w:lang w:val="en-IN"/>
-        </w:rPr>
-        <w:t xml:space="preserve"> </w:t>
-      </w:r>
-      <w:r>
-        <w:rPr>
-          <w:b/>
-          <w:bCs/>
-          <w:lang w:val="en-IN"/>
-        </w:rPr>
-        <w:t>void</w:t>
-      </w:r>
-      <w:r>
-        <w:rPr>
-          <w:lang w:val="en-IN"/>
-        </w:rPr>
-        <w:t xml:space="preserve"> </w:t>
-      </w:r>
-      <w:proofErr w:type="spellStart"/>
-      <w:proofErr w:type="gramStart"/>
-      <w:r>
-        <w:rPr>
-          <w:lang w:val="en-IN"/>
-        </w:rPr>
-        <w:t>setSemester</w:t>
-      </w:r>
-      <w:proofErr w:type="spellEnd"/>
-      <w:r>
-        <w:rPr>
-          <w:lang w:val="en-IN"/>
-        </w:rPr>
-        <w:t>(</w:t>
-      </w:r>
-      <w:proofErr w:type="gramEnd"/>
-      <w:r>
-        <w:rPr>
-          <w:b/>
-          <w:bCs/>
-          <w:lang w:val="en-IN"/>
-        </w:rPr>
-        <w:t>int</w:t>
-      </w:r>
-      <w:r>
-        <w:rPr>
-          <w:lang w:val="en-IN"/>
-        </w:rPr>
-        <w:t xml:space="preserve"> s) {</w:t>
-      </w:r>
-    </w:p>
-    <w:p>
-      <w:pPr>
-        <w:pStyle w:val="BodyText"/>
-        <w:rPr>
-          <w:lang w:val="en-IN"/>
-        </w:rPr>
-      </w:pPr>
-      <w:r>
-        <w:rPr>
-          <w:lang w:val="en-IN"/>
-        </w:rPr>
-        <w:t xml:space="preserve">        </w:t>
-      </w:r>
-      <w:proofErr w:type="spellStart"/>
-      <w:proofErr w:type="gramStart"/>
-      <w:r>
-        <w:rPr>
-          <w:b/>
-          <w:bCs/>
-          <w:lang w:val="en-IN"/>
-        </w:rPr>
-        <w:t>this</w:t>
-      </w:r>
-      <w:r>
-        <w:rPr>
-          <w:lang w:val="en-IN"/>
-        </w:rPr>
-        <w:t>.semester</w:t>
-      </w:r>
-      <w:proofErr w:type="spellEnd"/>
-      <w:proofErr w:type="gramEnd"/>
-      <w:r>
-        <w:rPr>
-          <w:lang w:val="en-IN"/>
-        </w:rPr>
-        <w:t xml:space="preserve"> = s;</w:t>
-      </w:r>
-    </w:p>
-    <w:p>
-      <w:pPr>
-        <w:pStyle w:val="BodyText"/>
-        <w:rPr>
-          <w:lang w:val="en-IN"/>
-        </w:rPr>
-      </w:pPr>
-      <w:r>
-        <w:rPr>
-          <w:lang w:val="en-IN"/>
-        </w:rPr>
-        <w:t xml:space="preserve">    }</w:t>
-      </w:r>
-    </w:p>
-    <w:p>
-      <w:pPr>
-        <w:pStyle w:val="BodyText"/>
-        <w:rPr>
-          <w:lang w:val="en-IN"/>
-        </w:rPr>
-      </w:pPr>
-    </w:p>
-    <w:p>
-      <w:pPr>
-        <w:pStyle w:val="BodyText"/>
-        <w:rPr>
-          <w:lang w:val="en-IN"/>
-        </w:rPr>
-      </w:pPr>
-      <w:r>
-        <w:rPr>
-          <w:lang w:val="en-IN"/>
-        </w:rPr>
-        <w:t xml:space="preserve">    </w:t>
-      </w:r>
-      <w:r>
-        <w:rPr>
-          <w:b/>
-          <w:bCs/>
-          <w:lang w:val="en-IN"/>
-        </w:rPr>
-        <w:t>public</w:t>
-      </w:r>
-      <w:r>
-        <w:rPr>
-          <w:lang w:val="en-IN"/>
-        </w:rPr>
-        <w:t xml:space="preserve"> </w:t>
-      </w:r>
-      <w:r>
-        <w:rPr>
-          <w:b/>
-          <w:bCs/>
-          <w:lang w:val="en-IN"/>
-        </w:rPr>
-        <w:t>void</w:t>
-      </w:r>
-      <w:r>
-        <w:rPr>
-          <w:lang w:val="en-IN"/>
-        </w:rPr>
-        <w:t xml:space="preserve"> </w:t>
-      </w:r>
-      <w:proofErr w:type="gramStart"/>
-      <w:r>
-        <w:rPr>
-          <w:lang w:val="en-IN"/>
-        </w:rPr>
-        <w:t>display(</w:t>
-      </w:r>
-      <w:proofErr w:type="gramEnd"/>
-      <w:r>
-        <w:rPr>
-          <w:lang w:val="en-IN"/>
-        </w:rPr>
-        <w:t>) {</w:t>
-      </w:r>
-    </w:p>
-    <w:p>
-      <w:pPr>
-        <w:pStyle w:val="BodyText"/>
-        <w:rPr>
-          <w:lang w:val="en-IN"/>
-        </w:rPr>
-      </w:pPr>
-      <w:r>
-        <w:rPr>
-          <w:lang w:val="en-IN"/>
-        </w:rPr>
-        <w:t xml:space="preserve">        </w:t>
-      </w:r>
-      <w:proofErr w:type="spellStart"/>
-      <w:r>
-        <w:rPr>
-          <w:lang w:val="en-IN"/>
-        </w:rPr>
-        <w:t>System.</w:t>
+        <w:t xml:space="preserve"> display() {</w:t>
+      </w:r>
+    </w:p>
+    <w:p>
+      <w:pPr>
+        <w:pStyle w:val="BodyText"/>
+        <w:rPr>
+          <w:lang w:val="en-IN"/>
+        </w:rPr>
+      </w:pPr>
+      <w:r>
+        <w:rPr>
+          <w:lang w:val="en-IN"/>
+        </w:rPr>
+        <w:t xml:space="preserve">        System.</w:t>
       </w:r>
       <w:r>
         <w:rPr>
@@ -3996,63 +3587,21 @@
         <w:rPr>
           <w:lang w:val="en-IN"/>
         </w:rPr>
-        <w:t>.println</w:t>
-      </w:r>
-      <w:proofErr w:type="spellEnd"/>
-      <w:r>
-        <w:rPr>
-          <w:lang w:val="en-IN"/>
-        </w:rPr>
-        <w:t>("</w:t>
-      </w:r>
-      <w:proofErr w:type="spellStart"/>
-      <w:r>
-        <w:rPr>
-          <w:lang w:val="en-IN"/>
-        </w:rPr>
-        <w:t>RollNO</w:t>
-      </w:r>
-      <w:proofErr w:type="spellEnd"/>
-      <w:r>
-        <w:rPr>
-          <w:lang w:val="en-IN"/>
-        </w:rPr>
-        <w:t xml:space="preserve">: " + </w:t>
-      </w:r>
-      <w:proofErr w:type="spellStart"/>
-      <w:r>
-        <w:rPr>
-          <w:lang w:val="en-IN"/>
-        </w:rPr>
-        <w:t>rollNo</w:t>
-      </w:r>
-      <w:proofErr w:type="spellEnd"/>
-      <w:r>
-        <w:rPr>
-          <w:lang w:val="en-IN"/>
-        </w:rPr>
-        <w:t>);</w:t>
-      </w:r>
-    </w:p>
-    <w:p>
-      <w:pPr>
-        <w:pStyle w:val="BodyText"/>
-        <w:rPr>
-          <w:lang w:val="en-IN"/>
-        </w:rPr>
-      </w:pPr>
-      <w:r>
-        <w:rPr>
-          <w:lang w:val="en-IN"/>
-        </w:rPr>
-        <w:t xml:space="preserve">        </w:t>
-      </w:r>
-      <w:proofErr w:type="spellStart"/>
-      <w:r>
-        <w:rPr>
-          <w:lang w:val="en-IN"/>
-        </w:rPr>
-        <w:t>System.</w:t>
+        <w:t>.println("RollNO: " + rollNo);</w:t>
+      </w:r>
+    </w:p>
+    <w:p>
+      <w:pPr>
+        <w:pStyle w:val="BodyText"/>
+        <w:rPr>
+          <w:lang w:val="en-IN"/>
+        </w:rPr>
+      </w:pPr>
+      <w:r>
+        <w:rPr>
+          <w:lang w:val="en-IN"/>
+        </w:rPr>
+        <w:t xml:space="preserve">        System.</w:t>
       </w:r>
       <w:r>
         <w:rPr>
@@ -4068,49 +3617,21 @@
         <w:rPr>
           <w:lang w:val="en-IN"/>
         </w:rPr>
-        <w:t>.println</w:t>
-      </w:r>
-      <w:proofErr w:type="spellEnd"/>
-      <w:r>
-        <w:rPr>
-          <w:lang w:val="en-IN"/>
-        </w:rPr>
-        <w:t xml:space="preserve">("Name: " + </w:t>
-      </w:r>
-      <w:proofErr w:type="spellStart"/>
-      <w:r>
-        <w:rPr>
-          <w:lang w:val="en-IN"/>
-        </w:rPr>
-        <w:t>studentName</w:t>
-      </w:r>
-      <w:proofErr w:type="spellEnd"/>
-      <w:r>
-        <w:rPr>
-          <w:lang w:val="en-IN"/>
-        </w:rPr>
-        <w:t>);</w:t>
-      </w:r>
-    </w:p>
-    <w:p>
-      <w:pPr>
-        <w:pStyle w:val="BodyText"/>
-        <w:rPr>
-          <w:lang w:val="en-IN"/>
-        </w:rPr>
-      </w:pPr>
-      <w:r>
-        <w:rPr>
-          <w:lang w:val="en-IN"/>
-        </w:rPr>
-        <w:t xml:space="preserve">        </w:t>
-      </w:r>
-      <w:proofErr w:type="spellStart"/>
-      <w:r>
-        <w:rPr>
-          <w:lang w:val="en-IN"/>
-        </w:rPr>
-        <w:t>System.</w:t>
+        <w:t>.println("Name: " + studentName);</w:t>
+      </w:r>
+    </w:p>
+    <w:p>
+      <w:pPr>
+        <w:pStyle w:val="BodyText"/>
+        <w:rPr>
+          <w:lang w:val="en-IN"/>
+        </w:rPr>
+      </w:pPr>
+      <w:r>
+        <w:rPr>
+          <w:lang w:val="en-IN"/>
+        </w:rPr>
+        <w:t xml:space="preserve">        System.</w:t>
       </w:r>
       <w:r>
         <w:rPr>
@@ -4126,49 +3647,21 @@
         <w:rPr>
           <w:lang w:val="en-IN"/>
         </w:rPr>
-        <w:t>.println</w:t>
-      </w:r>
-      <w:proofErr w:type="spellEnd"/>
-      <w:r>
-        <w:rPr>
-          <w:lang w:val="en-IN"/>
-        </w:rPr>
-        <w:t xml:space="preserve">("Course: " + </w:t>
-      </w:r>
-      <w:proofErr w:type="spellStart"/>
-      <w:r>
-        <w:rPr>
-          <w:lang w:val="en-IN"/>
-        </w:rPr>
-        <w:t>courseName</w:t>
-      </w:r>
-      <w:proofErr w:type="spellEnd"/>
-      <w:r>
-        <w:rPr>
-          <w:lang w:val="en-IN"/>
-        </w:rPr>
-        <w:t>);</w:t>
-      </w:r>
-    </w:p>
-    <w:p>
-      <w:pPr>
-        <w:pStyle w:val="BodyText"/>
-        <w:rPr>
-          <w:lang w:val="en-IN"/>
-        </w:rPr>
-      </w:pPr>
-      <w:r>
-        <w:rPr>
-          <w:lang w:val="en-IN"/>
-        </w:rPr>
-        <w:t xml:space="preserve">        </w:t>
-      </w:r>
-      <w:proofErr w:type="spellStart"/>
-      <w:r>
-        <w:rPr>
-          <w:lang w:val="en-IN"/>
-        </w:rPr>
-        <w:t>System.</w:t>
+        <w:t>.println("Course: " + courseName);</w:t>
+      </w:r>
+    </w:p>
+    <w:p>
+      <w:pPr>
+        <w:pStyle w:val="BodyText"/>
+        <w:rPr>
+          <w:lang w:val="en-IN"/>
+        </w:rPr>
+      </w:pPr>
+      <w:r>
+        <w:rPr>
+          <w:lang w:val="en-IN"/>
+        </w:rPr>
+        <w:t xml:space="preserve">        System.</w:t>
       </w:r>
       <w:r>
         <w:rPr>
@@ -4184,14 +3677,7 @@
         <w:rPr>
           <w:lang w:val="en-IN"/>
         </w:rPr>
-        <w:t>.println</w:t>
-      </w:r>
-      <w:proofErr w:type="spellEnd"/>
-      <w:r>
-        <w:rPr>
-          <w:lang w:val="en-IN"/>
-        </w:rPr>
-        <w:t>("Semester: " + semester);</w:t>
+        <w:t>.println("Semester: " + semester);</w:t>
       </w:r>
     </w:p>
     <w:p>
@@ -4262,81 +3748,35 @@
         <w:rPr>
           <w:lang w:val="en-IN"/>
         </w:rPr>
-        <w:t xml:space="preserve">&lt;beans </w:t>
-      </w:r>
-      <w:proofErr w:type="spellStart"/>
-      <w:r>
-        <w:rPr>
-          <w:lang w:val="en-IN"/>
-        </w:rPr>
-        <w:t>xmlns</w:t>
-      </w:r>
-      <w:proofErr w:type="spellEnd"/>
-      <w:r>
-        <w:rPr>
-          <w:lang w:val="en-IN"/>
-        </w:rPr>
-        <w:t>="http://www.springframework.org/schema/beans"</w:t>
-      </w:r>
-    </w:p>
-    <w:p>
-      <w:pPr>
-        <w:pStyle w:val="BodyText"/>
-        <w:rPr>
-          <w:lang w:val="en-IN"/>
-        </w:rPr>
-      </w:pPr>
-      <w:r>
-        <w:rPr>
-          <w:lang w:val="en-IN"/>
-        </w:rPr>
-        <w:t xml:space="preserve">       </w:t>
-      </w:r>
-      <w:proofErr w:type="spellStart"/>
-      <w:proofErr w:type="gramStart"/>
-      <w:r>
-        <w:rPr>
-          <w:lang w:val="en-IN"/>
-        </w:rPr>
-        <w:t>xmlns:xsi</w:t>
-      </w:r>
-      <w:proofErr w:type="spellEnd"/>
-      <w:proofErr w:type="gramEnd"/>
-      <w:r>
-        <w:rPr>
-          <w:lang w:val="en-IN"/>
-        </w:rPr>
-        <w:t>="http://www.w3.org/2001/XMLSchema-instance"</w:t>
-      </w:r>
-    </w:p>
-    <w:p>
-      <w:pPr>
-        <w:pStyle w:val="BodyText"/>
-        <w:rPr>
-          <w:lang w:val="en-IN"/>
-        </w:rPr>
-      </w:pPr>
-      <w:r>
-        <w:rPr>
-          <w:lang w:val="en-IN"/>
-        </w:rPr>
-        <w:t xml:space="preserve">       </w:t>
-      </w:r>
-      <w:proofErr w:type="spellStart"/>
-      <w:proofErr w:type="gramStart"/>
-      <w:r>
-        <w:rPr>
-          <w:lang w:val="en-IN"/>
-        </w:rPr>
-        <w:t>xsi:schemaLocation</w:t>
-      </w:r>
-      <w:proofErr w:type="spellEnd"/>
-      <w:proofErr w:type="gramEnd"/>
-      <w:r>
-        <w:rPr>
-          <w:lang w:val="en-IN"/>
-        </w:rPr>
-        <w:t>="</w:t>
+        <w:t>&lt;beans xmlns="http://www.springframework.org/schema/beans"</w:t>
+      </w:r>
+    </w:p>
+    <w:p>
+      <w:pPr>
+        <w:pStyle w:val="BodyText"/>
+        <w:rPr>
+          <w:lang w:val="en-IN"/>
+        </w:rPr>
+      </w:pPr>
+      <w:r>
+        <w:rPr>
+          <w:lang w:val="en-IN"/>
+        </w:rPr>
+        <w:t xml:space="preserve">       xmlns:xsi="http://www.w3.org/2001/XMLSchema-instance"</w:t>
+      </w:r>
+    </w:p>
+    <w:p>
+      <w:pPr>
+        <w:pStyle w:val="BodyText"/>
+        <w:rPr>
+          <w:lang w:val="en-IN"/>
+        </w:rPr>
+      </w:pPr>
+      <w:r>
+        <w:rPr>
+          <w:lang w:val="en-IN"/>
+        </w:rPr>
+        <w:t xml:space="preserve">       xsi:schemaLocation="</w:t>
       </w:r>
     </w:p>
     <w:p>
@@ -4413,43 +3853,7 @@
         <w:rPr>
           <w:lang w:val="en-IN"/>
         </w:rPr>
-        <w:t xml:space="preserve">    &lt;bean id="</w:t>
-      </w:r>
-      <w:proofErr w:type="spellStart"/>
-      <w:r>
-        <w:rPr>
-          <w:lang w:val="en-IN"/>
-        </w:rPr>
-        <w:t>courseReg</w:t>
-      </w:r>
-      <w:proofErr w:type="spellEnd"/>
-      <w:r>
-        <w:rPr>
-          <w:lang w:val="en-IN"/>
-        </w:rPr>
-        <w:t>" class="</w:t>
-      </w:r>
-      <w:proofErr w:type="spellStart"/>
-      <w:proofErr w:type="gramStart"/>
-      <w:r>
-        <w:rPr>
-          <w:lang w:val="en-IN"/>
-        </w:rPr>
-        <w:t>com.klu.model</w:t>
-      </w:r>
-      <w:proofErr w:type="gramEnd"/>
-      <w:r>
-        <w:rPr>
-          <w:lang w:val="en-IN"/>
-        </w:rPr>
-        <w:t>.CourseRegistration</w:t>
-      </w:r>
-      <w:proofErr w:type="spellEnd"/>
-      <w:r>
-        <w:rPr>
-          <w:lang w:val="en-IN"/>
-        </w:rPr>
-        <w:t>"&gt;</w:t>
+        <w:t xml:space="preserve">    &lt;bean id="courseReg" class="com.klu.model.CourseRegistration"&gt;</w:t>
       </w:r>
     </w:p>
     <w:p>
@@ -4491,49 +3895,21 @@
         <w:rPr>
           <w:lang w:val="en-IN"/>
         </w:rPr>
-        <w:t xml:space="preserve">        &lt;constructor-</w:t>
-      </w:r>
-      <w:proofErr w:type="spellStart"/>
-      <w:r>
-        <w:rPr>
-          <w:lang w:val="en-IN"/>
-        </w:rPr>
-        <w:t>arg</w:t>
-      </w:r>
-      <w:proofErr w:type="spellEnd"/>
-      <w:r>
-        <w:rPr>
-          <w:lang w:val="en-IN"/>
-        </w:rPr>
-        <w:t xml:space="preserve"> value="101"/&gt;</w:t>
-      </w:r>
-    </w:p>
-    <w:p>
-      <w:pPr>
-        <w:pStyle w:val="BodyText"/>
-        <w:rPr>
-          <w:lang w:val="en-IN"/>
-        </w:rPr>
-      </w:pPr>
-      <w:r>
-        <w:rPr>
-          <w:lang w:val="en-IN"/>
-        </w:rPr>
-        <w:t xml:space="preserve">        &lt;constructor-</w:t>
-      </w:r>
-      <w:proofErr w:type="spellStart"/>
-      <w:r>
-        <w:rPr>
-          <w:lang w:val="en-IN"/>
-        </w:rPr>
-        <w:t>arg</w:t>
-      </w:r>
-      <w:proofErr w:type="spellEnd"/>
-      <w:r>
-        <w:rPr>
-          <w:lang w:val="en-IN"/>
-        </w:rPr>
-        <w:t xml:space="preserve"> value="Praveen Reddy"/&gt;</w:t>
+        <w:t xml:space="preserve">        &lt;constructor-arg value="101"/&gt;</w:t>
+      </w:r>
+    </w:p>
+    <w:p>
+      <w:pPr>
+        <w:pStyle w:val="BodyText"/>
+        <w:rPr>
+          <w:lang w:val="en-IN"/>
+        </w:rPr>
+      </w:pPr>
+      <w:r>
+        <w:rPr>
+          <w:lang w:val="en-IN"/>
+        </w:rPr>
+        <w:t xml:space="preserve">        &lt;constructor-arg value="Praveen Reddy"/&gt;</w:t>
       </w:r>
     </w:p>
     <w:p>
@@ -4569,37 +3945,7 @@
         <w:rPr>
           <w:lang w:val="en-IN"/>
         </w:rPr>
-        <w:t xml:space="preserve">        &lt;property name="</w:t>
-      </w:r>
-      <w:proofErr w:type="spellStart"/>
-      <w:r>
-        <w:rPr>
-          <w:lang w:val="en-IN"/>
-        </w:rPr>
-        <w:t>courseName</w:t>
-      </w:r>
-      <w:proofErr w:type="spellEnd"/>
-      <w:r>
-        <w:rPr>
-          <w:lang w:val="en-IN"/>
-        </w:rPr>
-        <w:t>" value="</w:t>
-      </w:r>
-      <w:proofErr w:type="spellStart"/>
-      <w:proofErr w:type="gramStart"/>
-      <w:r>
-        <w:rPr>
-          <w:lang w:val="en-IN"/>
-        </w:rPr>
-        <w:t>B.Tech</w:t>
-      </w:r>
-      <w:proofErr w:type="spellEnd"/>
-      <w:proofErr w:type="gramEnd"/>
-      <w:r>
-        <w:rPr>
-          <w:lang w:val="en-IN"/>
-        </w:rPr>
-        <w:t xml:space="preserve"> CSE"/&gt;</w:t>
+        <w:t xml:space="preserve">        &lt;property name="courseName" value="B.Tech CSE"/&gt;</w:t>
       </w:r>
     </w:p>
     <w:p>
@@ -4698,10 +4044,10 @@
           <w:lang w:val="en-IN"/>
         </w:rPr>
         <w:drawing>
-          <wp:inline distT="0" distB="0" distL="0" distR="0" wp14:anchorId="16E44CA3" wp14:editId="4D38085A">
-            <wp:extent cx="5731510" cy="2760345"/>
-            <wp:effectExtent l="0" t="0" r="2540" b="1905"/>
-            <wp:docPr id="662055994" name="Picture 1"/>
+          <wp:inline distT="0" distB="0" distL="0" distR="0" wp14:anchorId="4C2A93FB" wp14:editId="47F9C6FF">
+            <wp:extent cx="5731510" cy="2765425"/>
+            <wp:effectExtent l="0" t="0" r="2540" b="0"/>
+            <wp:docPr id="1210614781" name="Picture 1"/>
             <wp:cNvGraphicFramePr>
               <a:graphicFrameLocks xmlns:a="http://schemas.openxmlformats.org/drawingml/2006/main" noChangeAspect="1"/>
             </wp:cNvGraphicFramePr>
@@ -4709,7 +4055,7 @@
               <a:graphicData uri="http://schemas.openxmlformats.org/drawingml/2006/picture">
                 <pic:pic xmlns:pic="http://schemas.openxmlformats.org/drawingml/2006/picture">
                   <pic:nvPicPr>
-                    <pic:cNvPr id="662055994" name=""/>
+                    <pic:cNvPr id="1210614781" name=""/>
                     <pic:cNvPicPr/>
                   </pic:nvPicPr>
                   <pic:blipFill>
@@ -4721,7 +4067,7 @@
                   <pic:spPr>
                     <a:xfrm>
                       <a:off x="0" y="0"/>
-                      <a:ext cx="5731510" cy="2760345"/>
+                      <a:ext cx="5731510" cy="2765425"/>
                     </a:xfrm>
                     <a:prstGeom prst="rect">
                       <a:avLst/>
@@ -4766,6 +4112,7 @@
       </w:pPr>
       <w:r>
         <w:rPr>
+          <w:noProof/>
           <w:color w:val="70AD47" w:themeColor="accent6"/>
           <w:sz w:val="32"/>
           <w:szCs w:val="32"/>
@@ -8195,6 +7542,7 @@
   <w:style w:type="character" w:default="1" w:styleId="DefaultParagraphFont">
     <w:name w:val="Default Paragraph Font"/>
     <w:uiPriority w:val="1"/>
+    <w:semiHidden/>
     <w:unhideWhenUsed/>
   </w:style>
   <w:style w:type="table" w:default="1" w:styleId="TableNormal">
